--- a/docs/圆爱康/认知康复项目/03_对外物料/神经内科科室会PPT内容脚本/智慧家康-科室会版-神经内科-居家认知康复_PPT内容脚本_v1.0_20261007.docx
+++ b/docs/圆爱康/认知康复项目/03_对外物料/神经内科科室会PPT内容脚本/智慧家康-科室会版-神经内科-居家认知康复_PPT内容脚本_v1.0_20261007.docx
@@ -147,7 +147,7 @@
         <w:rPr>
           <w:rFonts w:ascii="微软雅黑" w:hAnsi="微软雅黑" w:eastAsia="微软雅黑"/>
         </w:rPr>
-        <w:t>把「记性越来越差」的患者，变成科室能持续服务的人</w:t>
+        <w:t>把「脑子里的事」接回来——记忆、语言、注意力、协调，在家都能练</w:t>
       </w:r>
     </w:p>
     <w:p>
@@ -205,7 +205,7 @@
           <w:color w:val="1A478A"/>
           <w:sz w:val="30"/>
         </w:rPr>
-        <w:t>第2页　—　认知下降的患者，出了门诊去哪了？</w:t>
+        <w:t>第2页　—　认知功能下降的患者，出了门诊去哪了？</w:t>
       </w:r>
     </w:p>
     <w:p>
@@ -227,7 +227,7 @@
         <w:rPr>
           <w:rFonts w:ascii="微软雅黑" w:hAnsi="微软雅黑" w:eastAsia="微软雅黑"/>
         </w:rPr>
-        <w:t>门诊评估出轻度认知障碍（MCI）、主观认知下降（SCD）的患者，医嘱常是「注意休息、定期复诊」——没有训练方案，没有随访</w:t>
+        <w:t>门诊查出认知功能下降（轻度认知障碍 MCI、主观认知下降 SCD）的患者，医嘱常是「注意休息、定期复诊」——没有训练方案，没有随访</w:t>
       </w:r>
     </w:p>
     <w:p>
@@ -249,7 +249,18 @@
         <w:rPr>
           <w:rFonts w:ascii="微软雅黑" w:hAnsi="微软雅黑" w:eastAsia="微软雅黑"/>
         </w:rPr>
-        <w:t>· 一位老人记性变差来就诊，量表一做，认知下降但够不上住院  医生能给的只有「先观察，半年后再来」</w:t>
+        <w:t>· 认知不只管「记性」——注意力、语言、手眼协调、做事条理、情绪社交，六大认知域任何一项下降，都算认知障碍</w:t>
+      </w:r>
+    </w:p>
+    <w:p>
+      <w:pPr>
+        <w:spacing w:after="120" w:line="336" w:lineRule="auto"/>
+      </w:pPr>
+      <w:r>
+        <w:rPr>
+          <w:rFonts w:ascii="微软雅黑" w:hAnsi="微软雅黑" w:eastAsia="微软雅黑"/>
+        </w:rPr>
+        <w:t>· 一位患者可能不是记性差，而是说话找词费劲、做事没条理、注意力集中不了，或卒中后手眼协调变差——这些同样够不上住院，医生能给的往往只有「先观察」</w:t>
       </w:r>
     </w:p>
     <w:p>
@@ -271,7 +282,7 @@
         <w:rPr>
           <w:rFonts w:ascii="微软雅黑" w:hAnsi="微软雅黑" w:eastAsia="微软雅黑"/>
         </w:rPr>
-        <w:t>· 患者回家「等着」，等下次再来，可能已经从 MCI 滑到中度认知障碍</w:t>
+        <w:t>· 患者回家「等着」，等下次再来，可能已经从轻度滑到中度认知障碍</w:t>
       </w:r>
     </w:p>
     <w:p>
@@ -282,7 +293,7 @@
         <w:rPr>
           <w:rFonts w:ascii="微软雅黑" w:hAnsi="微软雅黑" w:eastAsia="微软雅黑"/>
         </w:rPr>
-        <w:t>· 这些患者本来都是神经内科可以持续服务的人，却因为缺一个居家训练方案，白白流失</w:t>
+        <w:t>· 这些患者本来都是神经内科/康复科可以持续服务的人，却因为缺一个居家训练方案，白白流失</w:t>
       </w:r>
     </w:p>
     <w:p>
@@ -304,7 +315,7 @@
         <w:rPr>
           <w:rFonts w:ascii="微软雅黑" w:hAnsi="微软雅黑" w:eastAsia="微软雅黑"/>
         </w:rPr>
-        <w:t>不是没有患者，是没有能把认知下降「接住」的居家训练方案。</w:t>
+        <w:t>不是没有患者，是没有能把认知功能下降「接住」的居家训练方案。</w:t>
       </w:r>
     </w:p>
     <w:p>
@@ -348,7 +359,7 @@
         <w:rPr>
           <w:rFonts w:ascii="微软雅黑" w:hAnsi="微软雅黑" w:eastAsia="微软雅黑"/>
         </w:rPr>
-        <w:t>【讲解口径】这页要让主任自己点头：对，我门诊里全是这样的患者。不报具体转化率数字（拿不到可靠出处就不写）。</w:t>
+        <w:t>【讲解口径】这页要让主任自己点头：对，我门诊里全是这样的患者。重点强调"认知≠记性"——六大认知域都要练，不要只讲记性，否则把自己的覆盖面讲窄了。不报具体转化率数字。</w:t>
       </w:r>
     </w:p>
     <w:p>
@@ -528,6 +539,17 @@
           <w:rFonts w:ascii="微软雅黑" w:hAnsi="微软雅黑" w:eastAsia="微软雅黑"/>
         </w:rPr>
         <w:t>· 脑卒中后 / 帕金森病等伴认知功能下降的康复期人群</w:t>
+      </w:r>
+    </w:p>
+    <w:p>
+      <w:pPr>
+        <w:spacing w:after="120" w:line="336" w:lineRule="auto"/>
+      </w:pPr>
+      <w:r>
+        <w:rPr>
+          <w:rFonts w:ascii="微软雅黑" w:hAnsi="微软雅黑" w:eastAsia="微软雅黑"/>
+        </w:rPr>
+        <w:t>·  不限于记忆问题：关注力不集中、语言/找词困难、做事条理差、手眼协调下降等任一认知域的功能下降人群，均可纳入训练</w:t>
       </w:r>
     </w:p>
     <w:p>
@@ -1275,7 +1297,7 @@
                 <w:rFonts w:ascii="微软雅黑" w:hAnsi="微软雅黑" w:eastAsia="微软雅黑"/>
                 <w:sz w:val="20"/>
               </w:rPr>
-              <w:t>够不上住院的 MCI/SCD 人群</w:t>
+              <w:t>够不上住院的认知功能下降人群</w:t>
             </w:r>
           </w:p>
         </w:tc>
@@ -1295,7 +1317,7 @@
                 <w:rFonts w:ascii="微软雅黑" w:hAnsi="微软雅黑" w:eastAsia="微软雅黑"/>
                 <w:sz w:val="20"/>
               </w:rPr>
-              <w:t>门诊评估出认知下降、但无需住院，本不在院内治疗</w:t>
+              <w:t>门诊查出认知下降、但无需住院，本不在院内治疗</w:t>
             </w:r>
           </w:p>
         </w:tc>
@@ -1382,7 +1404,7 @@
                 <w:rFonts w:ascii="微软雅黑" w:hAnsi="微软雅黑" w:eastAsia="微软雅黑"/>
                 <w:sz w:val="20"/>
               </w:rPr>
-              <w:t>长期服务</w:t>
+              <w:t>覆盖广</w:t>
             </w:r>
           </w:p>
         </w:tc>
@@ -1402,7 +1424,7 @@
                 <w:rFonts w:ascii="微软雅黑" w:hAnsi="微软雅黑" w:eastAsia="微软雅黑"/>
                 <w:sz w:val="20"/>
               </w:rPr>
-              <w:t>认知训练周期长</w:t>
+              <w:t>六大认知域全覆盖</w:t>
             </w:r>
           </w:p>
         </w:tc>
@@ -1422,7 +1444,7 @@
                 <w:rFonts w:ascii="微软雅黑" w:hAnsi="微软雅黑" w:eastAsia="微软雅黑"/>
                 <w:sz w:val="20"/>
               </w:rPr>
-              <w:t>认知康复是长期过程，患者可持续服务，不是一次性</w:t>
+              <w:t>不只记忆——注意/语言/协调/执行/社交都练，可覆盖多类患者</w:t>
             </w:r>
           </w:p>
         </w:tc>
@@ -3547,7 +3569,7 @@
         <w:rPr>
           <w:rFonts w:ascii="微软雅黑" w:hAnsi="微软雅黑" w:eastAsia="微软雅黑"/>
         </w:rPr>
-        <w:t>把认知下降的患者，接回科室的服务里</w:t>
+        <w:t>把认知功能下降的患者，接回科室的服务里</w:t>
       </w:r>
     </w:p>
     <w:p>
@@ -3933,7 +3955,7 @@
         <w:rPr>
           <w:rFonts w:ascii="微软雅黑" w:hAnsi="微软雅黑" w:eastAsia="微软雅黑"/>
         </w:rPr>
-        <w:t>智慧家康模式——让每一位认知下降的患者都有训练方案</w:t>
+        <w:t>智慧家康模式——让每一位认知功能下降的患者都有训练方案</w:t>
       </w:r>
     </w:p>
     <w:p>
